--- a/level4/curriculum/Level4_Lesson13.docx
+++ b/level4/curriculum/Level4_Lesson13.docx
@@ -4815,7 +4815,7 @@
                 <w:i w:val="0"/>
                 <w:sz w:val="23"/>
               </w:rPr>
-              <w:t>gonna</w:t>
+              <w:t>going to</w:t>
             </w:r>
             <w:r>
               <w:rPr>
@@ -4885,7 +4885,7 @@
                 <w:i w:val="0"/>
                 <w:sz w:val="23"/>
               </w:rPr>
-              <w:t xml:space="preserve"> read the script aloud with a volunteer (about 1:54), at a natural speed, two times. Say </w:t>
+              <w:t xml:space="preserve"> read the script aloud with a volunteer (about 1:57), at a natural speed, two times. The script says </w:t>
             </w:r>
             <w:r>
               <w:rPr>
@@ -4893,7 +4893,7 @@
                 <w:i/>
                 <w:sz w:val="23"/>
               </w:rPr>
-              <w:t>gonna</w:t>
+              <w:t>going to</w:t>
             </w:r>
             <w:r>
               <w:rPr>
@@ -4909,6 +4909,38 @@
                 <w:i/>
                 <w:sz w:val="23"/>
               </w:rPr>
+              <w:t>want to</w:t>
+            </w:r>
+            <w:r>
+              <w:rPr>
+                <w:b w:val="0"/>
+                <w:i w:val="0"/>
+                <w:sz w:val="23"/>
+              </w:rPr>
+              <w:t xml:space="preserve">. People often say </w:t>
+            </w:r>
+            <w:r>
+              <w:rPr>
+                <w:b w:val="0"/>
+                <w:i/>
+                <w:sz w:val="23"/>
+              </w:rPr>
+              <w:t>gonna</w:t>
+            </w:r>
+            <w:r>
+              <w:rPr>
+                <w:b w:val="0"/>
+                <w:i w:val="0"/>
+                <w:sz w:val="23"/>
+              </w:rPr>
+              <w:t xml:space="preserve"> and </w:t>
+            </w:r>
+            <w:r>
+              <w:rPr>
+                <w:b w:val="0"/>
+                <w:i/>
+                <w:sz w:val="23"/>
+              </w:rPr>
               <w:t>wanna</w:t>
             </w:r>
             <w:r>
@@ -4917,7 +4949,7 @@
                 <w:i w:val="0"/>
                 <w:sz w:val="23"/>
               </w:rPr>
-              <w:t xml:space="preserve"> where the script has them. When the audio is ready, it plays the conversation once; press play again for play 2. A third play is fine if the class needs it.</w:t>
+              <w:t>; learners only need to recognize those words. When the audio is ready, it plays the conversation once; press play again for play 2. A third play is fine if the class needs it.</w:t>
             </w:r>
           </w:p>
           <w:p>
@@ -6514,7 +6546,7 @@
           <w:color w:val="1B6F7A"/>
           <w:sz w:val="30"/>
         </w:rPr>
-        <w:t>Listening script (not recorded yet; about 1:54 when recorded; the conversation plays once, so press play again for the second listen)</w:t>
+        <w:t>Listening script (not recorded yet; about 1:57 when recorded; the conversation plays once, so press play again for the second listen)</w:t>
       </w:r>
     </w:p>
     <w:tbl>
@@ -6563,7 +6595,7 @@
                 <w:i w:val="0"/>
                 <w:sz w:val="22"/>
               </w:rPr>
-              <w:t xml:space="preserve"> the recording is coming soon. Until then, read the script aloud two times, with a volunteer if you can, at a natural, friendly speed. Say </w:t>
+              <w:t xml:space="preserve"> the recording is coming soon. Until then, read the script aloud two times, with a volunteer if you can, at a natural, friendly speed. The script says </w:t>
             </w:r>
             <w:r>
               <w:rPr>
@@ -6571,7 +6603,7 @@
                 <w:i/>
                 <w:sz w:val="22"/>
               </w:rPr>
-              <w:t>gonna</w:t>
+              <w:t>going to</w:t>
             </w:r>
             <w:r>
               <w:rPr>
@@ -6587,6 +6619,38 @@
                 <w:i/>
                 <w:sz w:val="22"/>
               </w:rPr>
+              <w:t>want to</w:t>
+            </w:r>
+            <w:r>
+              <w:rPr>
+                <w:b w:val="0"/>
+                <w:i w:val="0"/>
+                <w:sz w:val="22"/>
+              </w:rPr>
+              <w:t xml:space="preserve">. People often say </w:t>
+            </w:r>
+            <w:r>
+              <w:rPr>
+                <w:b w:val="0"/>
+                <w:i/>
+                <w:sz w:val="22"/>
+              </w:rPr>
+              <w:t>gonna</w:t>
+            </w:r>
+            <w:r>
+              <w:rPr>
+                <w:b w:val="0"/>
+                <w:i w:val="0"/>
+                <w:sz w:val="22"/>
+              </w:rPr>
+              <w:t xml:space="preserve"> and </w:t>
+            </w:r>
+            <w:r>
+              <w:rPr>
+                <w:b w:val="0"/>
+                <w:i/>
+                <w:sz w:val="22"/>
+              </w:rPr>
               <w:t>wanna</w:t>
             </w:r>
             <w:r>
@@ -6595,7 +6659,7 @@
                 <w:i w:val="0"/>
                 <w:sz w:val="22"/>
               </w:rPr>
-              <w:t xml:space="preserve"> where the script has them.</w:t>
+              <w:t>; learners only need to recognize those words.</w:t>
             </w:r>
           </w:p>
         </w:tc>
@@ -6678,7 +6742,7 @@
                 <w:i w:val="0"/>
                 <w:sz w:val="22"/>
               </w:rPr>
-              <w:t xml:space="preserve"> Good evening, everyone. My name is Mariana. When I started English classes here, I couldn't understand the bus driver, and I was afraid to talk on the phone.</w:t>
+              <w:t xml:space="preserve"> Good evening, everyone. My name is Mariana. When I started English classes here, I couldn't understand the bus driver. I was afraid to use the phone.</w:t>
             </w:r>
           </w:p>
           <w:p>
@@ -6699,7 +6763,7 @@
                 <w:i w:val="0"/>
                 <w:sz w:val="22"/>
               </w:rPr>
-              <w:t xml:space="preserve"> The first year was hard. I was working at a restaurant at night, and I was always tired. But my classmates helped me, and I made friends.</w:t>
+              <w:t xml:space="preserve"> The first year was hard. I was working at a restaurant at night, so I came to class tired. But my classmates helped me, and I made friends.</w:t>
             </w:r>
           </w:p>
           <w:p>
@@ -6762,7 +6826,7 @@
                 <w:i w:val="0"/>
                 <w:sz w:val="22"/>
               </w:rPr>
-              <w:t xml:space="preserve"> What's next? After I finish Level 5, I'm gonna take a training class to be a front desk manager. My advice to you is simple: come to class, and don't be afraid to make mistakes. Thank you.</w:t>
+              <w:t xml:space="preserve"> What is next for me? After I finish Level 5, I am going to take a training class and become a front desk manager. My advice to you is simple. Come to class, and do not be afraid to make mistakes. Thank you for listening.</w:t>
             </w:r>
           </w:p>
           <w:p>
@@ -7541,7 +7605,7 @@
           <w:i w:val="0"/>
           <w:sz w:val="23"/>
         </w:rPr>
-        <w:t xml:space="preserve"> the listening has </w:t>
+        <w:t xml:space="preserve"> the listening says </w:t>
       </w:r>
       <w:r>
         <w:rPr>
@@ -7549,7 +7613,7 @@
           <w:i/>
           <w:sz w:val="23"/>
         </w:rPr>
-        <w:t>gonna</w:t>
+        <w:t>going to</w:t>
       </w:r>
       <w:r>
         <w:rPr>
@@ -7557,7 +7621,7 @@
           <w:i w:val="0"/>
           <w:sz w:val="23"/>
         </w:rPr>
-        <w:t xml:space="preserve">. Learners need to understand it; they can always say </w:t>
+        <w:t xml:space="preserve">. People often say </w:t>
       </w:r>
       <w:r>
         <w:rPr>
@@ -7565,7 +7629,7 @@
           <w:i/>
           <w:sz w:val="23"/>
         </w:rPr>
-        <w:t>going to</w:t>
+        <w:t>gonna</w:t>
       </w:r>
       <w:r>
         <w:rPr>
@@ -7573,7 +7637,7 @@
           <w:i w:val="0"/>
           <w:sz w:val="23"/>
         </w:rPr>
-        <w:t>.</w:t>
+        <w:t>. Learners only need to recognize it; they can always say the full form.</w:t>
       </w:r>
     </w:p>
     <w:p>
@@ -10749,7 +10813,7 @@
           <w:i w:val="0"/>
           <w:sz w:val="26"/>
         </w:rPr>
-        <w:t>gonna</w:t>
+        <w:t>going to</w:t>
       </w:r>
       <w:r>
         <w:rPr>

--- a/level4/curriculum/Level4_Lesson13.docx
+++ b/level4/curriculum/Level4_Lesson13.docx
@@ -4885,7 +4885,7 @@
                 <w:i w:val="0"/>
                 <w:sz w:val="23"/>
               </w:rPr>
-              <w:t xml:space="preserve"> read the script aloud with a volunteer (about 1:57), at a natural speed, two times. The script says </w:t>
+              <w:t xml:space="preserve"> read the script aloud with a volunteer (about 1:56), at a natural speed, two times. The script says </w:t>
             </w:r>
             <w:r>
               <w:rPr>
@@ -6546,7 +6546,7 @@
           <w:color w:val="1B6F7A"/>
           <w:sz w:val="30"/>
         </w:rPr>
-        <w:t>Listening script (not recorded yet; about 1:57 when recorded; the conversation plays once, so press play again for the second listen)</w:t>
+        <w:t>Listening script (not recorded yet; about 1:56 when recorded; the conversation plays once, so press play again for the second listen)</w:t>
       </w:r>
     </w:p>
     <w:tbl>
@@ -6763,7 +6763,7 @@
                 <w:i w:val="0"/>
                 <w:sz w:val="22"/>
               </w:rPr>
-              <w:t xml:space="preserve"> The first year was hard. I was working at a restaurant at night, so I came to class tired. But my classmates helped me, and I made friends.</w:t>
+              <w:t xml:space="preserve"> The first year was hard. I had a night job at a restaurant, and I was tired. But my classmates helped me, and I made friends.</w:t>
             </w:r>
           </w:p>
           <w:p>
@@ -6826,7 +6826,7 @@
                 <w:i w:val="0"/>
                 <w:sz w:val="22"/>
               </w:rPr>
-              <w:t xml:space="preserve"> What is next for me? After I finish Level 5, I am going to take a training class and become a front desk manager. My advice to you is simple. Come to class, and do not be afraid to make mistakes. Thank you for listening.</w:t>
+              <w:t xml:space="preserve"> What is next for me? After I finish Level 5, I'm going to take a training class. I want a job at the front desk. My advice to you is simple. Come to class, and do not be afraid to make mistakes. Thank you for listening.</w:t>
             </w:r>
           </w:p>
           <w:p>

--- a/level4/curriculum/Level4_Lesson13.docx
+++ b/level4/curriculum/Level4_Lesson13.docx
@@ -4885,7 +4885,7 @@
                 <w:i w:val="0"/>
                 <w:sz w:val="23"/>
               </w:rPr>
-              <w:t xml:space="preserve"> read the script aloud with a volunteer (about 1:56), at a natural speed, two times. The script says </w:t>
+              <w:t xml:space="preserve"> read the script aloud with a volunteer (about 1:55), at a natural speed, two times. The script says </w:t>
             </w:r>
             <w:r>
               <w:rPr>
@@ -6546,7 +6546,7 @@
           <w:color w:val="1B6F7A"/>
           <w:sz w:val="30"/>
         </w:rPr>
-        <w:t>Listening script (not recorded yet; about 1:56 when recorded; the conversation plays once, so press play again for the second listen)</w:t>
+        <w:t>Listening script (not recorded yet; about 1:55 when recorded; the conversation plays once, so press play again for the second listen)</w:t>
       </w:r>
     </w:p>
     <w:tbl>
@@ -6826,7 +6826,7 @@
                 <w:i w:val="0"/>
                 <w:sz w:val="22"/>
               </w:rPr>
-              <w:t xml:space="preserve"> What is next for me? After I finish Level 5, I'm going to take a training class. I want a job at the front desk. My advice to you is simple. Come to class, and do not be afraid to make mistakes. Thank you for listening.</w:t>
+              <w:t xml:space="preserve"> What is next for me? Next, I'm going to take a training class. I want a job at the front desk. My advice to you is simple. Come to class, and do not be afraid to make mistakes. Thank you for listening.</w:t>
             </w:r>
           </w:p>
           <w:p>

--- a/level4/curriculum/Level4_Lesson13.docx
+++ b/level4/curriculum/Level4_Lesson13.docx
@@ -35,7 +35,7 @@
           <w:i w:val="0"/>
           <w:sz w:val="22"/>
         </w:rPr>
-        <w:t xml:space="preserve"> Draft for review; not published.</w:t>
+        <w:t xml:space="preserve"> Complete lesson (all 13 Level 4 lessons are published).</w:t>
       </w:r>
     </w:p>
     <w:p>
@@ -134,7 +134,25 @@
           <w:i w:val="0"/>
           <w:sz w:val="22"/>
         </w:rPr>
-        <w:t>). Listening audio: not recorded yet (coming soon); until then, read the listening script in this plan aloud.</w:t>
+        <w:t xml:space="preserve">). Audio: </w:t>
+      </w:r>
+      <w:r>
+        <w:rPr>
+          <w:rFonts w:ascii="Consolas" w:hAnsi="Consolas"/>
+          <w:b w:val="0"/>
+          <w:i w:val="0"/>
+          <w:color w:val="8B1A1A"/>
+          <w:sz w:val="22"/>
+        </w:rPr>
+        <w:t>audio/L4_L13_listening.mp3</w:t>
+      </w:r>
+      <w:r>
+        <w:rPr>
+          <w:b w:val="0"/>
+          <w:i w:val="0"/>
+          <w:sz w:val="22"/>
+        </w:rPr>
+        <w:t>.</w:t>
       </w:r>
     </w:p>
     <w:tbl>
@@ -516,7 +534,7 @@
                 <w:i w:val="0"/>
                 <w:sz w:val="19"/>
               </w:rPr>
-              <w:t>Picture and license credits</w:t>
+              <w:t>Picture, audio, and license credits</w:t>
             </w:r>
           </w:p>
         </w:tc>
@@ -1958,15 +1976,17 @@
                 <w:i w:val="0"/>
                 <w:sz w:val="23"/>
               </w:rPr>
-              <w:t xml:space="preserve">Listening: </w:t>
-            </w:r>
-            <w:r>
-              <w:rPr>
-                <w:b/>
-                <w:i w:val="0"/>
+              <w:t xml:space="preserve">Listening: phone + small speaker, </w:t>
+            </w:r>
+            <w:r>
+              <w:rPr>
+                <w:rFonts w:ascii="Consolas" w:hAnsi="Consolas"/>
+                <w:b w:val="0"/>
+                <w:i w:val="0"/>
+                <w:color w:val="8B1A1A"/>
                 <w:sz w:val="23"/>
               </w:rPr>
-              <w:t>no recording yet.</w:t>
+              <w:t>L4_L13_listening.mp3</w:t>
             </w:r>
             <w:r>
               <w:rPr>
@@ -1974,7 +1994,7 @@
                 <w:i w:val="0"/>
                 <w:sz w:val="23"/>
               </w:rPr>
-              <w:t xml:space="preserve"> Read the listening script aloud (with a volunteer if you can), at a natural speed, two times.</w:t>
+              <w:t xml:space="preserve"> (about 1:54). No speaker? Read the script aloud with a volunteer.</w:t>
             </w:r>
           </w:p>
           <w:p>
@@ -4877,7 +4897,7 @@
                 <w:i w:val="0"/>
                 <w:sz w:val="23"/>
               </w:rPr>
-              <w:t>No recording yet:</w:t>
+              <w:t>The audio plays the conversation once (about 1:54).</w:t>
             </w:r>
             <w:r>
               <w:rPr>
@@ -4885,7 +4905,7 @@
                 <w:i w:val="0"/>
                 <w:sz w:val="23"/>
               </w:rPr>
-              <w:t xml:space="preserve"> read the script aloud with a volunteer (about 1:55), at a natural speed, two times. The script says </w:t>
+              <w:t xml:space="preserve"> Press play again for play 2. A third play is fine if the class needs it. The script says </w:t>
             </w:r>
             <w:r>
               <w:rPr>
@@ -4949,7 +4969,7 @@
                 <w:i w:val="0"/>
                 <w:sz w:val="23"/>
               </w:rPr>
-              <w:t>; learners only need to recognize those words. When the audio is ready, it plays the conversation once; press play again for play 2. A third play is fine if the class needs it.</w:t>
+              <w:t>; learners only need to recognize those words.</w:t>
             </w:r>
           </w:p>
           <w:p>
@@ -6546,7 +6566,26 @@
           <w:color w:val="1B6F7A"/>
           <w:sz w:val="30"/>
         </w:rPr>
-        <w:t>Listening script (not recorded yet; about 1:55 when recorded; the conversation plays once, so press play again for the second listen)</w:t>
+        <w:t xml:space="preserve">Listening script: </w:t>
+      </w:r>
+      <w:r>
+        <w:rPr>
+          <w:rFonts w:ascii="Consolas" w:hAnsi="Consolas"/>
+          <w:b/>
+          <w:i w:val="0"/>
+          <w:color w:val="8B1A1A"/>
+          <w:sz w:val="30"/>
+        </w:rPr>
+        <w:t>L4_L13_listening.mp3</w:t>
+      </w:r>
+      <w:r>
+        <w:rPr>
+          <w:b/>
+          <w:i w:val="0"/>
+          <w:color w:val="1B6F7A"/>
+          <w:sz w:val="30"/>
+        </w:rPr>
+        <w:t xml:space="preserve"> (about 1:54; the conversation plays once, so press play again for the second listen)</w:t>
       </w:r>
     </w:p>
     <w:tbl>
@@ -6595,7 +6634,25 @@
                 <w:i w:val="0"/>
                 <w:sz w:val="22"/>
               </w:rPr>
-              <w:t xml:space="preserve"> the recording is coming soon. Until then, read the script aloud two times, with a volunteer if you can, at a natural, friendly speed. The script says </w:t>
+              <w:t xml:space="preserve"> play </w:t>
+            </w:r>
+            <w:r>
+              <w:rPr>
+                <w:rFonts w:ascii="Consolas" w:hAnsi="Consolas"/>
+                <w:b w:val="0"/>
+                <w:i w:val="0"/>
+                <w:color w:val="8B1A1A"/>
+                <w:sz w:val="22"/>
+              </w:rPr>
+              <w:t>L4_L13_listening.mp3</w:t>
+            </w:r>
+            <w:r>
+              <w:rPr>
+                <w:b w:val="0"/>
+                <w:i w:val="0"/>
+                <w:sz w:val="22"/>
+              </w:rPr>
+              <w:t xml:space="preserve"> from a phone + small speaker. No speaker? Read the script with a volunteer, at a natural, friendly speed. The script says </w:t>
             </w:r>
             <w:r>
               <w:rPr>
@@ -18130,7 +18187,7 @@
           <w:i w:val="0"/>
           <w:sz w:val="22"/>
         </w:rPr>
-        <w:t>Listening audio: not recorded yet. When it is made, it will use synthetic voices made with Chatterbox TTS (Resemble AI, MIT License), cloned from synthetic reference clips made with Kokoro-82M (Apache License 2.0), with no recordings of real people. The names and the story are invented.</w:t>
+        <w:t>Listening audio: synthetic voices made with Chatterbox TTS (Resemble AI, MIT License), cloned from synthetic reference clips made with Kokoro-82M (Apache License 2.0). No recordings of real people were used. Each file carries an inaudible Perth watermark marking it as AI-generated. The names and the story are invented.</w:t>
       </w:r>
     </w:p>
     <w:p>
@@ -18168,7 +18225,7 @@
         <w:color w:val="555555"/>
         <w:sz w:val="17"/>
       </w:rPr>
-      <w:t xml:space="preserve">Level 4 ESL · Lesson 13 · Draft for review   |   page </w:t>
+      <w:t xml:space="preserve">Level 4 ESL · Lesson 13   |   page </w:t>
     </w:r>
     <w:r>
       <w:rPr>

--- a/level4/curriculum/Level4_Lesson13.docx
+++ b/level4/curriculum/Level4_Lesson13.docx
@@ -7678,7 +7678,7 @@
           <w:i w:val="0"/>
           <w:sz w:val="23"/>
         </w:rPr>
-        <w:t xml:space="preserve">. People often say </w:t>
+        <w:t xml:space="preserve"> and </w:t>
       </w:r>
       <w:r>
         <w:rPr>
@@ -7686,7 +7686,7 @@
           <w:i/>
           <w:sz w:val="23"/>
         </w:rPr>
-        <w:t>gonna</w:t>
+        <w:t>want to</w:t>
       </w:r>
       <w:r>
         <w:rPr>
@@ -7694,7 +7694,39 @@
           <w:i w:val="0"/>
           <w:sz w:val="23"/>
         </w:rPr>
-        <w:t>. Learners only need to recognize it; they can always say the full form.</w:t>
+        <w:t xml:space="preserve">. Tell learners: people often say </w:t>
+      </w:r>
+      <w:r>
+        <w:rPr>
+          <w:b w:val="0"/>
+          <w:i/>
+          <w:sz w:val="23"/>
+        </w:rPr>
+        <w:t>gonna</w:t>
+      </w:r>
+      <w:r>
+        <w:rPr>
+          <w:b w:val="0"/>
+          <w:i w:val="0"/>
+          <w:sz w:val="23"/>
+        </w:rPr>
+        <w:t xml:space="preserve"> and </w:t>
+      </w:r>
+      <w:r>
+        <w:rPr>
+          <w:b w:val="0"/>
+          <w:i/>
+          <w:sz w:val="23"/>
+        </w:rPr>
+        <w:t>wanna</w:t>
+      </w:r>
+      <w:r>
+        <w:rPr>
+          <w:b w:val="0"/>
+          <w:i w:val="0"/>
+          <w:sz w:val="23"/>
+        </w:rPr>
+        <w:t>, and they will hear them a lot. The short forms are fine in casual talk; in writing or at a job interview, use the full forms.</w:t>
       </w:r>
     </w:p>
     <w:p>
@@ -10878,7 +10910,7 @@
           <w:i w:val="0"/>
           <w:sz w:val="26"/>
         </w:rPr>
-        <w:t xml:space="preserve"> take a training class." You can say </w:t>
+        <w:t xml:space="preserve"> take a training class." People often say </w:t>
       </w:r>
       <w:r>
         <w:rPr>
@@ -10886,7 +10918,55 @@
           <w:i/>
           <w:sz w:val="26"/>
         </w:rPr>
+        <w:t>gonna</w:t>
+      </w:r>
+      <w:r>
+        <w:rPr>
+          <w:b w:val="0"/>
+          <w:i w:val="0"/>
+          <w:sz w:val="26"/>
+        </w:rPr>
+        <w:t xml:space="preserve"> (going to) and </w:t>
+      </w:r>
+      <w:r>
+        <w:rPr>
+          <w:b w:val="0"/>
+          <w:i/>
+          <w:sz w:val="26"/>
+        </w:rPr>
+        <w:t>wanna</w:t>
+      </w:r>
+      <w:r>
+        <w:rPr>
+          <w:b w:val="0"/>
+          <w:i w:val="0"/>
+          <w:sz w:val="26"/>
+        </w:rPr>
+        <w:t xml:space="preserve"> (want to), and you will hear them a lot. They are fine with friends; in writing or at a job interview, use </w:t>
+      </w:r>
+      <w:r>
+        <w:rPr>
+          <w:b w:val="0"/>
+          <w:i/>
+          <w:sz w:val="26"/>
+        </w:rPr>
         <w:t>going to</w:t>
+      </w:r>
+      <w:r>
+        <w:rPr>
+          <w:b w:val="0"/>
+          <w:i w:val="0"/>
+          <w:sz w:val="26"/>
+        </w:rPr>
+        <w:t xml:space="preserve"> and </w:t>
+      </w:r>
+      <w:r>
+        <w:rPr>
+          <w:b w:val="0"/>
+          <w:i/>
+          <w:sz w:val="26"/>
+        </w:rPr>
+        <w:t>want to</w:t>
       </w:r>
       <w:r>
         <w:rPr>
